--- a/results/manuscript/rsm_submission/title_page_rsm.docx
+++ b/results/manuscript/rsm_submission/title_page_rsm.docx
@@ -8,7 +8,7 @@
         <w:jc w:val="center"/>
       </w:pPr>
       <w:r>
-        <w:t>A coherence diagnostic for hidden effect modification in individual participant data meta-analysis:</w:t>
+        <w:t>IONE: Incoherence-Oriented Neutralisation and Extraction for hidden effect modification</w:t>
       </w:r>
     </w:p>
     <w:p>
@@ -17,7 +17,7 @@
         <w:jc w:val="center"/>
       </w:pPr>
       <w:r>
-        <w:t>a simulation study of stratification-based extraction</w:t>
+        <w:t>in individual participant data meta-analysis: a simulation study of stratification-based extraction</w:t>
       </w:r>
     </w:p>
     <w:p/>
